--- a/docs/07_tools_and_workers.docx
+++ b/docs/07_tools_and_workers.docx
@@ -1141,24 +1141,24 @@
     </w:p>
     <w:p>
       <w:pPr>
-        <w:pStyle w:val="ListNumber"/>
+        <w:ind w:left="510" w:hanging="340"/>
       </w:pPr>
       <w:r>
         <w:rPr>
           <w:b w:val="0"/>
         </w:rPr>
-        <w:t>The planner asks the LLM (with the tool manifests) for a response. If the epoch changed while the LLM was thinking, the plan is discarded and nothing is dispatched.</w:t>
+        <w:t>1.  The planner asks the LLM (with the tool manifests) for a response. If the epoch changed while the LLM was thinking, the plan is discarded and nothing is dispatched.</w:t>
       </w:r>
     </w:p>
     <w:p>
       <w:pPr>
-        <w:pStyle w:val="ListNumber"/>
+        <w:ind w:left="510" w:hanging="340"/>
       </w:pPr>
       <w:r>
         <w:rPr>
           <w:b w:val="0"/>
         </w:rPr>
-        <w:t xml:space="preserve">If the response is a tool call, </w:t>
+        <w:t xml:space="preserve">2.  If the response is a tool call, </w:t>
       </w:r>
       <w:r>
         <w:rPr>
@@ -1189,8 +1189,14 @@
     </w:p>
     <w:p>
       <w:pPr>
-        <w:pStyle w:val="ListNumber"/>
+        <w:ind w:left="510" w:hanging="340"/>
       </w:pPr>
+      <w:r>
+        <w:rPr>
+          <w:b w:val="0"/>
+        </w:rPr>
+        <w:t xml:space="preserve">3.  </w:t>
+      </w:r>
       <w:r>
         <w:rPr>
           <w:rFonts w:ascii="Consolas" w:hAnsi="Consolas" w:eastAsia="Consolas"/>
@@ -1272,8 +1278,14 @@
     </w:p>
     <w:p>
       <w:pPr>
-        <w:pStyle w:val="ListNumber"/>
+        <w:ind w:left="510" w:hanging="340"/>
       </w:pPr>
+      <w:r>
+        <w:rPr>
+          <w:b w:val="0"/>
+        </w:rPr>
+        <w:t xml:space="preserve">4.  </w:t>
+      </w:r>
       <w:r>
         <w:rPr>
           <w:rFonts w:ascii="Consolas" w:hAnsi="Consolas" w:eastAsia="Consolas"/>
@@ -1316,8 +1328,14 @@
     </w:p>
     <w:p>
       <w:pPr>
-        <w:pStyle w:val="ListNumber"/>
+        <w:ind w:left="510" w:hanging="340"/>
       </w:pPr>
+      <w:r>
+        <w:rPr>
+          <w:b w:val="0"/>
+        </w:rPr>
+        <w:t xml:space="preserve">5.  </w:t>
+      </w:r>
       <w:r>
         <w:rPr>
           <w:rFonts w:ascii="Consolas" w:hAnsi="Consolas" w:eastAsia="Consolas"/>
@@ -1386,8 +1404,14 @@
     </w:p>
     <w:p>
       <w:pPr>
-        <w:pStyle w:val="ListNumber"/>
+        <w:ind w:left="510" w:hanging="340"/>
       </w:pPr>
+      <w:r>
+        <w:rPr>
+          <w:b w:val="0"/>
+        </w:rPr>
+        <w:t xml:space="preserve">6.  </w:t>
+      </w:r>
       <w:r>
         <w:rPr>
           <w:rFonts w:ascii="Consolas" w:hAnsi="Consolas" w:eastAsia="Consolas"/>
@@ -1417,8 +1441,14 @@
     </w:p>
     <w:p>
       <w:pPr>
-        <w:pStyle w:val="ListNumber"/>
+        <w:ind w:left="510" w:hanging="340"/>
       </w:pPr>
+      <w:r>
+        <w:rPr>
+          <w:b w:val="0"/>
+        </w:rPr>
+        <w:t xml:space="preserve">7.  </w:t>
+      </w:r>
       <w:r>
         <w:rPr>
           <w:rFonts w:ascii="Consolas" w:hAnsi="Consolas" w:eastAsia="Consolas"/>
@@ -1487,13 +1517,13 @@
     </w:p>
     <w:p>
       <w:pPr>
-        <w:pStyle w:val="ListNumber"/>
+        <w:ind w:left="510" w:hanging="340"/>
       </w:pPr>
       <w:r>
         <w:rPr>
           <w:b w:val="0"/>
         </w:rPr>
-        <w:t xml:space="preserve">If the user interrupts in between, </w:t>
+        <w:t xml:space="preserve">8.  If the user interrupts in between, </w:t>
       </w:r>
       <w:r>
         <w:rPr>
@@ -3294,13 +3324,13 @@
     </w:p>
     <w:p>
       <w:pPr>
-        <w:pStyle w:val="ListNumber"/>
+        <w:ind w:left="510" w:hanging="340"/>
       </w:pPr>
       <w:r>
         <w:rPr>
           <w:b w:val="0"/>
         </w:rPr>
-        <w:t xml:space="preserve">User: "book a flight from Delhi to Mumbai". The model calls </w:t>
+        <w:t xml:space="preserve">1.  User: "book a flight from Delhi to Mumbai". The model calls </w:t>
       </w:r>
       <w:r>
         <w:rPr>
@@ -3383,13 +3413,13 @@
     </w:p>
     <w:p>
       <w:pPr>
-        <w:pStyle w:val="ListNumber"/>
+        <w:ind w:left="510" w:hanging="340"/>
       </w:pPr>
       <w:r>
         <w:rPr>
           <w:b w:val="0"/>
         </w:rPr>
-        <w:t xml:space="preserve">The same sentence is sent again 1 s later (a double tap or a retry). The planner stages the same slots, </w:t>
+        <w:t xml:space="preserve">2.  The same sentence is sent again 1 s later (a double tap or a retry). The planner stages the same slots, </w:t>
       </w:r>
       <w:r>
         <w:rPr>
@@ -3446,13 +3476,13 @@
     </w:p>
     <w:p>
       <w:pPr>
-        <w:pStyle w:val="ListNumber"/>
+        <w:ind w:left="510" w:hanging="340"/>
       </w:pPr>
       <w:r>
         <w:rPr>
           <w:b w:val="0"/>
         </w:rPr>
-        <w:t xml:space="preserve">Instead, the user says "actually, Goa". The interrupt classifier bumps the epoch to 2: the running task is cancelled, a </w:t>
+        <w:t xml:space="preserve">3.  Instead, the user says "actually, Goa". The interrupt classifier bumps the epoch to 2: the running task is cancelled, a </w:t>
       </w:r>
       <w:r>
         <w:rPr>
@@ -3650,13 +3680,13 @@
     </w:p>
     <w:p>
       <w:pPr>
-        <w:pStyle w:val="ListNumber"/>
+        <w:ind w:left="510" w:hanging="340"/>
       </w:pPr>
       <w:r>
         <w:rPr>
           <w:b w:val="0"/>
         </w:rPr>
-        <w:t xml:space="preserve">The client sends video frames as </w:t>
+        <w:t xml:space="preserve">1.  The client sends video frames as </w:t>
       </w:r>
       <w:r>
         <w:rPr>
@@ -3752,13 +3782,13 @@
     </w:p>
     <w:p>
       <w:pPr>
-        <w:pStyle w:val="ListNumber"/>
+        <w:ind w:left="510" w:hanging="340"/>
       </w:pPr>
       <w:r>
         <w:rPr>
           <w:b w:val="0"/>
         </w:rPr>
-        <w:t xml:space="preserve">When the model calls </w:t>
+        <w:t xml:space="preserve">2.  When the model calls </w:t>
       </w:r>
       <w:r>
         <w:rPr>
@@ -3854,13 +3884,13 @@
     </w:p>
     <w:p>
       <w:pPr>
-        <w:pStyle w:val="ListNumber"/>
+        <w:ind w:left="510" w:hanging="340"/>
       </w:pPr>
       <w:r>
         <w:rPr>
           <w:b w:val="0"/>
         </w:rPr>
-        <w:t xml:space="preserve">Otherwise </w:t>
+        <w:t xml:space="preserve">3.  Otherwise </w:t>
       </w:r>
       <w:r>
         <w:rPr>
@@ -3930,8 +3960,14 @@
     </w:p>
     <w:p>
       <w:pPr>
-        <w:pStyle w:val="ListNumber"/>
+        <w:ind w:left="510" w:hanging="340"/>
       </w:pPr>
+      <w:r>
+        <w:rPr>
+          <w:b w:val="0"/>
+        </w:rPr>
+        <w:t xml:space="preserve">4.  </w:t>
+      </w:r>
       <w:r>
         <w:rPr>
           <w:rFonts w:ascii="Consolas" w:hAnsi="Consolas" w:eastAsia="Consolas"/>
@@ -4194,13 +4230,13 @@
     </w:p>
     <w:p>
       <w:pPr>
-        <w:pStyle w:val="ListNumber"/>
+        <w:ind w:left="510" w:hanging="340"/>
       </w:pPr>
       <w:r>
         <w:rPr>
           <w:b w:val="0"/>
         </w:rPr>
-        <w:t xml:space="preserve">If the call has a non-empty </w:t>
+        <w:t xml:space="preserve">1.  If the call has a non-empty </w:t>
       </w:r>
       <w:r>
         <w:rPr>
@@ -4218,13 +4254,13 @@
     </w:p>
     <w:p>
       <w:pPr>
-        <w:pStyle w:val="ListNumber"/>
+        <w:ind w:left="510" w:hanging="340"/>
       </w:pPr>
       <w:r>
         <w:rPr>
           <w:b w:val="0"/>
         </w:rPr>
-        <w:t xml:space="preserve">Otherwise the coordinator takes the newest artifact in </w:t>
+        <w:t xml:space="preserve">2.  Otherwise the coordinator takes the newest artifact in </w:t>
       </w:r>
       <w:r>
         <w:rPr>
@@ -4268,13 +4304,13 @@
     </w:p>
     <w:p>
       <w:pPr>
-        <w:pStyle w:val="ListNumber"/>
+        <w:ind w:left="510" w:hanging="340"/>
       </w:pPr>
       <w:r>
         <w:rPr>
           <w:b w:val="0"/>
         </w:rPr>
-        <w:t xml:space="preserve">If there is no artifact, it returns </w:t>
+        <w:t xml:space="preserve">3.  If there is no artifact, it returns </w:t>
       </w:r>
       <w:r>
         <w:rPr>
@@ -6438,13 +6474,13 @@
     </w:p>
     <w:p>
       <w:pPr>
-        <w:pStyle w:val="ListNumber"/>
+        <w:ind w:left="510" w:hanging="340"/>
       </w:pPr>
       <w:r>
         <w:rPr>
           <w:b w:val="0"/>
         </w:rPr>
-        <w:t xml:space="preserve">Pops </w:t>
+        <w:t xml:space="preserve">1.  Pops </w:t>
       </w:r>
       <w:r>
         <w:rPr>
@@ -6488,13 +6524,13 @@
     </w:p>
     <w:p>
       <w:pPr>
-        <w:pStyle w:val="ListNumber"/>
+        <w:ind w:left="510" w:hanging="340"/>
       </w:pPr>
       <w:r>
         <w:rPr>
           <w:b w:val="0"/>
         </w:rPr>
-        <w:t xml:space="preserve">Calls </w:t>
+        <w:t xml:space="preserve">2.  Calls </w:t>
       </w:r>
       <w:r>
         <w:rPr>
@@ -6590,13 +6626,13 @@
     </w:p>
     <w:p>
       <w:pPr>
-        <w:pStyle w:val="ListNumber"/>
+        <w:ind w:left="510" w:hanging="340"/>
       </w:pPr>
       <w:r>
         <w:rPr>
           <w:b w:val="0"/>
         </w:rPr>
-        <w:t xml:space="preserve">Defines </w:t>
+        <w:t xml:space="preserve">3.  Defines </w:t>
       </w:r>
       <w:r>
         <w:rPr>
@@ -6640,13 +6676,13 @@
     </w:p>
     <w:p>
       <w:pPr>
-        <w:pStyle w:val="ListNumber"/>
+        <w:ind w:left="510" w:hanging="340"/>
       </w:pPr>
       <w:r>
         <w:rPr>
           <w:b w:val="0"/>
         </w:rPr>
-        <w:t xml:space="preserve">Awaits </w:t>
+        <w:t xml:space="preserve">4.  Awaits </w:t>
       </w:r>
       <w:r>
         <w:rPr>
@@ -6677,13 +6713,13 @@
     </w:p>
     <w:p>
       <w:pPr>
-        <w:pStyle w:val="ListNumber"/>
+        <w:ind w:left="510" w:hanging="340"/>
       </w:pPr>
       <w:r>
         <w:rPr>
           <w:b w:val="0"/>
         </w:rPr>
-        <w:t xml:space="preserve">The returned dict becomes the </w:t>
+        <w:t xml:space="preserve">5.  The returned dict becomes the </w:t>
       </w:r>
       <w:r>
         <w:rPr>
@@ -7639,13 +7675,13 @@
     </w:p>
     <w:p>
       <w:pPr>
-        <w:pStyle w:val="ListNumber"/>
+        <w:ind w:left="510" w:hanging="340"/>
       </w:pPr>
       <w:r>
         <w:rPr>
           <w:b w:val="0"/>
         </w:rPr>
-        <w:t xml:space="preserve">If any of </w:t>
+        <w:t xml:space="preserve">1.  If any of </w:t>
       </w:r>
       <w:r>
         <w:rPr>
@@ -7715,13 +7751,13 @@
     </w:p>
     <w:p>
       <w:pPr>
-        <w:pStyle w:val="ListNumber"/>
+        <w:ind w:left="510" w:hanging="340"/>
       </w:pPr>
       <w:r>
         <w:rPr>
           <w:b w:val="0"/>
         </w:rPr>
-        <w:t>Otherwise lower-case the name, role and goal and look for keywords:</w:t>
+        <w:t>2.  Otherwise lower-case the name, role and goal and look for keywords:</w:t>
       </w:r>
     </w:p>
     <w:p>
@@ -7965,13 +8001,13 @@
     </w:p>
     <w:p>
       <w:pPr>
-        <w:pStyle w:val="ListNumber"/>
+        <w:ind w:left="510" w:hanging="340"/>
       </w:pPr>
       <w:r>
         <w:rPr>
           <w:b w:val="0"/>
         </w:rPr>
-        <w:t xml:space="preserve">For every step except the last it emits a </w:t>
+        <w:t xml:space="preserve">1.  For every step except the last it emits a </w:t>
       </w:r>
       <w:r>
         <w:rPr>
@@ -8002,13 +8038,13 @@
     </w:p>
     <w:p>
       <w:pPr>
-        <w:pStyle w:val="ListNumber"/>
+        <w:ind w:left="510" w:hanging="340"/>
       </w:pPr>
       <w:r>
         <w:rPr>
           <w:b w:val="0"/>
         </w:rPr>
-        <w:t xml:space="preserve">It calls </w:t>
+        <w:t xml:space="preserve">2.  It calls </w:t>
       </w:r>
       <w:r>
         <w:rPr>
@@ -8026,13 +8062,13 @@
     </w:p>
     <w:p>
       <w:pPr>
-        <w:pStyle w:val="ListNumber"/>
+        <w:ind w:left="510" w:hanging="340"/>
       </w:pPr>
       <w:r>
         <w:rPr>
           <w:b w:val="0"/>
         </w:rPr>
-        <w:t xml:space="preserve">It emits the last step with status </w:t>
+        <w:t xml:space="preserve">3.  It emits the last step with status </w:t>
       </w:r>
       <w:r>
         <w:rPr>
@@ -8050,13 +8086,13 @@
     </w:p>
     <w:p>
       <w:pPr>
-        <w:pStyle w:val="ListNumber"/>
+        <w:ind w:left="510" w:hanging="340"/>
       </w:pPr>
       <w:r>
         <w:rPr>
           <w:b w:val="0"/>
         </w:rPr>
-        <w:t xml:space="preserve">It returns </w:t>
+        <w:t xml:space="preserve">4.  It returns </w:t>
       </w:r>
       <w:r>
         <w:rPr>
@@ -8235,20 +8271,46 @@
         <w:rPr>
           <w:b w:val="0"/>
         </w:rPr>
-        <w:t xml:space="preserve">Observations on the fallbacks: they are offline templates, not generated from the goal (for example the SQL fallback is a ride-sharing schema whatever the goal). The TSX fallback template emits an import line of the form </w:t>
-      </w:r>
-      <w:r>
-        <w:rPr>
-          <w:rFonts w:ascii="Consolas" w:hAnsi="Consolas" w:eastAsia="Consolas"/>
-          <w:sz w:val="19"/>
-        </w:rPr>
-        <w:t>import React, {"useState", "useEffect"} from "react";</w:t>
-      </w:r>
-      <w:r>
-        <w:rPr>
-          <w:b w:val="0"/>
-        </w:rPr>
-        <w:t xml:space="preserve"> because of f-string brace escaping, which is not valid JavaScript import syntax. This only affects the offline fallback and is the one defect found in the worker code.</w:t>
+        <w:t xml:space="preserve">Observations on the fallbacks: they are offline templates, not generated from the goal (for example the SQL fallback is a ride-sharing schema whatever the goal). The TSX fallback emits a valid </w:t>
+      </w:r>
+      <w:r>
+        <w:rPr>
+          <w:rFonts w:ascii="Consolas" w:hAnsi="Consolas" w:eastAsia="Consolas"/>
+          <w:sz w:val="19"/>
+        </w:rPr>
+        <w:t>import React, { useState, useEffect } from "react";</w:t>
+      </w:r>
+      <w:r>
+        <w:rPr>
+          <w:b w:val="0"/>
+        </w:rPr>
+        <w:t xml:space="preserve"> line (an earlier f-string escaping bug that produced </w:t>
+      </w:r>
+      <w:r>
+        <w:rPr>
+          <w:rFonts w:ascii="Consolas" w:hAnsi="Consolas" w:eastAsia="Consolas"/>
+          <w:sz w:val="19"/>
+        </w:rPr>
+        <w:t>{"useState", ...}</w:t>
+      </w:r>
+      <w:r>
+        <w:rPr>
+          <w:b w:val="0"/>
+        </w:rPr>
+        <w:t xml:space="preserve"> was fixed and is covered by </w:t>
+      </w:r>
+      <w:r>
+        <w:rPr>
+          <w:rFonts w:ascii="Consolas" w:hAnsi="Consolas" w:eastAsia="Consolas"/>
+          <w:sz w:val="19"/>
+        </w:rPr>
+        <w:t>tests/test_agent_workers.py</w:t>
+      </w:r>
+      <w:r>
+        <w:rPr>
+          <w:b w:val="0"/>
+        </w:rPr>
+        <w:t>).</w:t>
       </w:r>
     </w:p>
     <w:p>
@@ -8610,13 +8672,13 @@
     </w:p>
     <w:p>
       <w:pPr>
-        <w:pStyle w:val="ListNumber"/>
+        <w:ind w:left="510" w:hanging="340"/>
       </w:pPr>
       <w:r>
         <w:rPr>
           <w:b w:val="0"/>
         </w:rPr>
-        <w:t xml:space="preserve">User: "design a Postgres schema for a ride sharing app". The model calls </w:t>
+        <w:t xml:space="preserve">1.  User: "design a Postgres schema for a ride sharing app". The model calls </w:t>
       </w:r>
       <w:r>
         <w:rPr>
@@ -8634,8 +8696,14 @@
     </w:p>
     <w:p>
       <w:pPr>
-        <w:pStyle w:val="ListNumber"/>
+        <w:ind w:left="510" w:hanging="340"/>
       </w:pPr>
+      <w:r>
+        <w:rPr>
+          <w:b w:val="0"/>
+        </w:rPr>
+        <w:t xml:space="preserve">2.  </w:t>
+      </w:r>
       <w:r>
         <w:rPr>
           <w:rFonts w:ascii="Consolas" w:hAnsi="Consolas" w:eastAsia="Consolas"/>
@@ -8691,13 +8759,13 @@
     </w:p>
     <w:p>
       <w:pPr>
-        <w:pStyle w:val="ListNumber"/>
+        <w:ind w:left="510" w:hanging="340"/>
       </w:pPr>
       <w:r>
         <w:rPr>
           <w:b w:val="0"/>
         </w:rPr>
-        <w:t xml:space="preserve">Steps 1 to 3 are emitted as </w:t>
+        <w:t xml:space="preserve">3.  Steps 1 to 3 are emitted as </w:t>
       </w:r>
       <w:r>
         <w:rPr>
@@ -8728,13 +8796,13 @@
     </w:p>
     <w:p>
       <w:pPr>
-        <w:pStyle w:val="ListNumber"/>
+        <w:ind w:left="510" w:hanging="340"/>
       </w:pPr>
       <w:r>
         <w:rPr>
           <w:b w:val="0"/>
         </w:rPr>
-        <w:t xml:space="preserve">The user interrupts after step 2: "actually make it MySQL". The epoch bumps, the worker task is cancelled, a </w:t>
+        <w:t xml:space="preserve">4.  The user interrupts after step 2: "actually make it MySQL". The epoch bumps, the worker task is cancelled, a </w:t>
       </w:r>
       <w:r>
         <w:rPr>
@@ -8752,13 +8820,13 @@
     </w:p>
     <w:p>
       <w:pPr>
-        <w:pStyle w:val="ListNumber"/>
+        <w:ind w:left="510" w:hanging="340"/>
       </w:pPr>
       <w:r>
         <w:rPr>
           <w:b w:val="0"/>
         </w:rPr>
-        <w:t xml:space="preserve">The new worker finishes: the last step arrives with </w:t>
+        <w:t xml:space="preserve">5.  The new worker finishes: the last step arrives with </w:t>
       </w:r>
       <w:r>
         <w:rPr>
